--- a/docs/04-Funzionamento-Applicativo.docx
+++ b/docs/04-Funzionamento-Applicativo.docx
@@ -496,7 +496,7 @@
                 <w:sz w:val="19"/>
                 <w:szCs w:val="19"/>
               </w:rPr>
-              <w:t xml:space="preserve">1.1</w:t>
+              <w:t xml:space="preserve">1.2</w:t>
             </w:r>
           </w:p>
         </w:tc>
@@ -904,7 +904,7 @@
                 <w:sz w:val="19"/>
                 <w:szCs w:val="19"/>
               </w:rPr>
-              <w:t xml:space="preserve">main · b6affcd</w:t>
+              <w:t xml:space="preserve">main · 3338398 (+ modifiche non ancora committate)</w:t>
             </w:r>
           </w:p>
         </w:tc>
@@ -7792,7 +7792,47 @@
                 <w:sz w:val="20"/>
                 <w:szCs w:val="20"/>
               </w:rPr>
-              <w:t xml:space="preserve">, che ne genera una nuova, la spinge sul controller sostituendo la precedente e la invia di nuovo. Lo username resta lo stesso.</w:t>
+              <w:t xml:space="preserve">, che ne genera una nuova, </w:t>
+            </w:r>
+            <w:r>
+              <w:rPr>
+                <w:rFonts w:ascii="Arial" w:cs="Arial" w:eastAsia="Arial" w:hAnsi="Arial"/>
+                <w:b/>
+                <w:bCs/>
+                <w:color w:val="212121"/>
+                <w:sz w:val="20"/>
+                <w:szCs w:val="20"/>
+              </w:rPr>
+              <w:t xml:space="preserve">ricrea l’account sul controller</w:t>
+            </w:r>
+            <w:r>
+              <w:rPr>
+                <w:rFonts w:ascii="Arial" w:cs="Arial" w:eastAsia="Arial" w:hAnsi="Arial"/>
+                <w:color w:val="212121"/>
+                <w:sz w:val="20"/>
+                <w:szCs w:val="20"/>
+              </w:rPr>
+              <w:t xml:space="preserve"> e la invia di nuovo. Lo username resta lo stesso, e la durata </w:t>
+            </w:r>
+            <w:r>
+              <w:rPr>
+                <w:rFonts w:ascii="Arial" w:cs="Arial" w:eastAsia="Arial" w:hAnsi="Arial"/>
+                <w:b/>
+                <w:bCs/>
+                <w:color w:val="212121"/>
+                <w:sz w:val="20"/>
+                <w:szCs w:val="20"/>
+              </w:rPr>
+              <w:t xml:space="preserve">riparte da adesso</w:t>
+            </w:r>
+            <w:r>
+              <w:rPr>
+                <w:rFonts w:ascii="Arial" w:cs="Arial" w:eastAsia="Arial" w:hAnsi="Arial"/>
+                <w:color w:val="212121"/>
+                <w:sz w:val="20"/>
+                <w:szCs w:val="20"/>
+              </w:rPr>
+              <w:t xml:space="preserve">.</w:t>
             </w:r>
           </w:p>
         </w:tc>
@@ -8067,30 +8107,6 @@
               </w:rPr>
               <w:t xml:space="preserve">active</w:t>
             </w:r>
-          </w:p>
-        </w:tc>
-        <w:tc>
-          <w:tcPr>
-            <w:tcW w:type="dxa" w:w="4241"/>
-            <w:tcBorders>
-              <w:top w:val="single" w:color="D9D9D9" w:sz="4"/>
-              <w:left w:val="single" w:color="D9D9D9" w:sz="4"/>
-              <w:bottom w:val="single" w:color="D9D9D9" w:sz="4"/>
-              <w:right w:val="single" w:color="D9D9D9" w:sz="4"/>
-            </w:tcBorders>
-            <w:shd w:fill="FFFFFF" w:color="auto" w:val="clear"/>
-            <w:tcMar>
-              <w:top w:type="dxa" w:w="70"/>
-              <w:left w:type="dxa" w:w="110"/>
-              <w:bottom w:type="dxa" w:w="70"/>
-              <w:right w:type="dxa" w:w="110"/>
-            </w:tcMar>
-            <w:vAlign w:val="center"/>
-          </w:tcPr>
-          <w:p>
-            <w:pPr>
-              <w:spacing w:after="0" w:line="264"/>
-            </w:pPr>
             <w:r>
               <w:rPr>
                 <w:rFonts w:ascii="Arial" w:cs="Arial" w:eastAsia="Arial" w:hAnsi="Arial"/>
@@ -8098,7 +8114,51 @@
                 <w:sz w:val="19"/>
                 <w:szCs w:val="19"/>
               </w:rPr>
-              <w:t xml:space="preserve">Accesso concesso, conteggio in corso.</w:t>
+              <w:t xml:space="preserve"> → </w:t>
+            </w:r>
+            <w:r>
+              <w:rPr>
+                <w:rFonts w:ascii="Arial" w:cs="Arial" w:eastAsia="Arial" w:hAnsi="Arial"/>
+                <w:b/>
+                <w:bCs/>
+                <w:color w:val="212121"/>
+                <w:sz w:val="19"/>
+                <w:szCs w:val="19"/>
+              </w:rPr>
+              <w:t xml:space="preserve">Attivo</w:t>
+            </w:r>
+          </w:p>
+        </w:tc>
+        <w:tc>
+          <w:tcPr>
+            <w:tcW w:type="dxa" w:w="4241"/>
+            <w:tcBorders>
+              <w:top w:val="single" w:color="D9D9D9" w:sz="4"/>
+              <w:left w:val="single" w:color="D9D9D9" w:sz="4"/>
+              <w:bottom w:val="single" w:color="D9D9D9" w:sz="4"/>
+              <w:right w:val="single" w:color="D9D9D9" w:sz="4"/>
+            </w:tcBorders>
+            <w:shd w:fill="FFFFFF" w:color="auto" w:val="clear"/>
+            <w:tcMar>
+              <w:top w:type="dxa" w:w="70"/>
+              <w:left w:type="dxa" w:w="110"/>
+              <w:bottom w:type="dxa" w:w="70"/>
+              <w:right w:type="dxa" w:w="110"/>
+            </w:tcMar>
+            <w:vAlign w:val="center"/>
+          </w:tcPr>
+          <w:p>
+            <w:pPr>
+              <w:spacing w:after="0" w:line="264"/>
+            </w:pPr>
+            <w:r>
+              <w:rPr>
+                <w:rFonts w:ascii="Arial" w:cs="Arial" w:eastAsia="Arial" w:hAnsi="Arial"/>
+                <w:color w:val="212121"/>
+                <w:sz w:val="19"/>
+                <w:szCs w:val="19"/>
+              </w:rPr>
+              <w:t xml:space="preserve">Account valido, conteggio in corso, ma nessun dispositivo collegato — o il controller non sa dirlo.</w:t>
             </w:r>
           </w:p>
         </w:tc>
@@ -8168,32 +8228,8 @@
                 <w:sz w:val="17"/>
                 <w:szCs w:val="17"/>
               </w:rPr>
-              <w:t xml:space="preserve">expired</w:t>
-            </w:r>
-          </w:p>
-        </w:tc>
-        <w:tc>
-          <w:tcPr>
-            <w:tcW w:type="dxa" w:w="4241"/>
-            <w:tcBorders>
-              <w:top w:val="single" w:color="D9D9D9" w:sz="4"/>
-              <w:left w:val="single" w:color="D9D9D9" w:sz="4"/>
-              <w:bottom w:val="single" w:color="D9D9D9" w:sz="4"/>
-              <w:right w:val="single" w:color="D9D9D9" w:sz="4"/>
-            </w:tcBorders>
-            <w:shd w:fill="F0F0F0" w:color="auto" w:val="clear"/>
-            <w:tcMar>
-              <w:top w:type="dxa" w:w="70"/>
-              <w:left w:type="dxa" w:w="110"/>
-              <w:bottom w:type="dxa" w:w="70"/>
-              <w:right w:type="dxa" w:w="110"/>
-            </w:tcMar>
-            <w:vAlign w:val="center"/>
-          </w:tcPr>
-          <w:p>
-            <w:pPr>
-              <w:spacing w:after="0" w:line="264"/>
-            </w:pPr>
+              <w:t xml:space="preserve">active</w:t>
+            </w:r>
             <w:r>
               <w:rPr>
                 <w:rFonts w:ascii="Arial" w:cs="Arial" w:eastAsia="Arial" w:hAnsi="Arial"/>
@@ -8201,40 +8237,84 @@
                 <w:sz w:val="19"/>
                 <w:szCs w:val="19"/>
               </w:rPr>
-              <w:t xml:space="preserve">La durata è esaurita.</w:t>
-            </w:r>
-          </w:p>
-        </w:tc>
-        <w:tc>
-          <w:tcPr>
-            <w:tcW w:type="dxa" w:w="3662"/>
-            <w:tcBorders>
-              <w:top w:val="single" w:color="D9D9D9" w:sz="4"/>
-              <w:left w:val="single" w:color="D9D9D9" w:sz="4"/>
-              <w:bottom w:val="single" w:color="D9D9D9" w:sz="4"/>
-              <w:right w:val="single" w:color="D9D9D9" w:sz="4"/>
-            </w:tcBorders>
-            <w:shd w:fill="F0F0F0" w:color="auto" w:val="clear"/>
-            <w:tcMar>
-              <w:top w:type="dxa" w:w="70"/>
-              <w:left w:type="dxa" w:w="110"/>
-              <w:bottom w:type="dxa" w:w="70"/>
-              <w:right w:type="dxa" w:w="110"/>
-            </w:tcMar>
-            <w:vAlign w:val="center"/>
-          </w:tcPr>
-          <w:p>
-            <w:pPr>
-              <w:spacing w:after="0" w:line="264"/>
-            </w:pPr>
-            <w:r>
-              <w:rPr>
-                <w:rFonts w:ascii="Arial" w:cs="Arial" w:eastAsia="Arial" w:hAnsi="Arial"/>
+              <w:t xml:space="preserve"> → </w:t>
+            </w:r>
+            <w:r>
+              <w:rPr>
+                <w:rFonts w:ascii="Arial" w:cs="Arial" w:eastAsia="Arial" w:hAnsi="Arial"/>
+                <w:b/>
+                <w:bCs/>
                 <w:color w:val="212121"/>
                 <w:sz w:val="19"/>
                 <w:szCs w:val="19"/>
               </w:rPr>
-              <w:t xml:space="preserve">Il controller applica la propria scadenza; l’applicazione registra lo stato.</w:t>
+              <w:t xml:space="preserve">Connesso</w:t>
+            </w:r>
+          </w:p>
+        </w:tc>
+        <w:tc>
+          <w:tcPr>
+            <w:tcW w:type="dxa" w:w="4241"/>
+            <w:tcBorders>
+              <w:top w:val="single" w:color="D9D9D9" w:sz="4"/>
+              <w:left w:val="single" w:color="D9D9D9" w:sz="4"/>
+              <w:bottom w:val="single" w:color="D9D9D9" w:sz="4"/>
+              <w:right w:val="single" w:color="D9D9D9" w:sz="4"/>
+            </w:tcBorders>
+            <w:shd w:fill="F0F0F0" w:color="auto" w:val="clear"/>
+            <w:tcMar>
+              <w:top w:type="dxa" w:w="70"/>
+              <w:left w:type="dxa" w:w="110"/>
+              <w:bottom w:type="dxa" w:w="70"/>
+              <w:right w:type="dxa" w:w="110"/>
+            </w:tcMar>
+            <w:vAlign w:val="center"/>
+          </w:tcPr>
+          <w:p>
+            <w:pPr>
+              <w:spacing w:after="0" w:line="264"/>
+            </w:pPr>
+            <w:r>
+              <w:rPr>
+                <w:rFonts w:ascii="Arial" w:cs="Arial" w:eastAsia="Arial" w:hAnsi="Arial"/>
+                <w:color w:val="212121"/>
+                <w:sz w:val="19"/>
+                <w:szCs w:val="19"/>
+              </w:rPr>
+              <w:t xml:space="preserve">Lo stesso account, con un dispositivo che il controller vede associato.</w:t>
+            </w:r>
+          </w:p>
+        </w:tc>
+        <w:tc>
+          <w:tcPr>
+            <w:tcW w:type="dxa" w:w="3662"/>
+            <w:tcBorders>
+              <w:top w:val="single" w:color="D9D9D9" w:sz="4"/>
+              <w:left w:val="single" w:color="D9D9D9" w:sz="4"/>
+              <w:bottom w:val="single" w:color="D9D9D9" w:sz="4"/>
+              <w:right w:val="single" w:color="D9D9D9" w:sz="4"/>
+            </w:tcBorders>
+            <w:shd w:fill="F0F0F0" w:color="auto" w:val="clear"/>
+            <w:tcMar>
+              <w:top w:type="dxa" w:w="70"/>
+              <w:left w:type="dxa" w:w="110"/>
+              <w:bottom w:type="dxa" w:w="70"/>
+              <w:right w:type="dxa" w:w="110"/>
+            </w:tcMar>
+            <w:vAlign w:val="center"/>
+          </w:tcPr>
+          <w:p>
+            <w:pPr>
+              <w:spacing w:after="0" w:line="264"/>
+            </w:pPr>
+            <w:r>
+              <w:rPr>
+                <w:rFonts w:ascii="Arial" w:cs="Arial" w:eastAsia="Arial" w:hAnsi="Arial"/>
+                <w:color w:val="212121"/>
+                <w:sz w:val="19"/>
+                <w:szCs w:val="19"/>
+              </w:rPr>
+              <w:t xml:space="preserve">L’username compare nella tabella dei client.</w:t>
             </w:r>
           </w:p>
         </w:tc>
@@ -8271,7 +8351,7 @@
                 <w:sz w:val="17"/>
                 <w:szCs w:val="17"/>
               </w:rPr>
-              <w:t xml:space="preserve">deactivated</w:t>
+              <w:t xml:space="preserve">expired</w:t>
             </w:r>
           </w:p>
         </w:tc>
@@ -8304,7 +8384,7 @@
                 <w:sz w:val="19"/>
                 <w:szCs w:val="19"/>
               </w:rPr>
-              <w:t xml:space="preserve">Revocato manualmente, oppure non più presente sul controller.</w:t>
+              <w:t xml:space="preserve">La durata è esaurita.</w:t>
             </w:r>
           </w:p>
         </w:tc>
@@ -8337,7 +8417,7 @@
                 <w:sz w:val="19"/>
                 <w:szCs w:val="19"/>
               </w:rPr>
-              <w:t xml:space="preserve">L’utente è stato rimosso.</w:t>
+              <w:t xml:space="preserve">Il controller applica la propria scadenza; l’applicazione registra lo stato.</w:t>
             </w:r>
           </w:p>
         </w:tc>
@@ -8374,7 +8454,7 @@
                 <w:sz w:val="17"/>
                 <w:szCs w:val="17"/>
               </w:rPr>
-              <w:t xml:space="preserve">pending</w:t>
+              <w:t xml:space="preserve">deactivated</w:t>
             </w:r>
           </w:p>
         </w:tc>
@@ -8407,6 +8487,109 @@
                 <w:sz w:val="19"/>
                 <w:szCs w:val="19"/>
               </w:rPr>
+              <w:t xml:space="preserve">Revocato manualmente, oppure non più presente sul controller.</w:t>
+            </w:r>
+          </w:p>
+        </w:tc>
+        <w:tc>
+          <w:tcPr>
+            <w:tcW w:type="dxa" w:w="3662"/>
+            <w:tcBorders>
+              <w:top w:val="single" w:color="D9D9D9" w:sz="4"/>
+              <w:left w:val="single" w:color="D9D9D9" w:sz="4"/>
+              <w:bottom w:val="single" w:color="D9D9D9" w:sz="4"/>
+              <w:right w:val="single" w:color="D9D9D9" w:sz="4"/>
+            </w:tcBorders>
+            <w:shd w:fill="F0F0F0" w:color="auto" w:val="clear"/>
+            <w:tcMar>
+              <w:top w:type="dxa" w:w="70"/>
+              <w:left w:type="dxa" w:w="110"/>
+              <w:bottom w:type="dxa" w:w="70"/>
+              <w:right w:type="dxa" w:w="110"/>
+            </w:tcMar>
+            <w:vAlign w:val="center"/>
+          </w:tcPr>
+          <w:p>
+            <w:pPr>
+              <w:spacing w:after="0" w:line="264"/>
+            </w:pPr>
+            <w:r>
+              <w:rPr>
+                <w:rFonts w:ascii="Arial" w:cs="Arial" w:eastAsia="Arial" w:hAnsi="Arial"/>
+                <w:color w:val="212121"/>
+                <w:sz w:val="19"/>
+                <w:szCs w:val="19"/>
+              </w:rPr>
+              <w:t xml:space="preserve">L’utente è stato rimosso.</w:t>
+            </w:r>
+          </w:p>
+        </w:tc>
+      </w:tr>
+      <w:tr>
+        <w:tc>
+          <w:tcPr>
+            <w:tcW w:type="dxa" w:w="1735"/>
+            <w:tcBorders>
+              <w:top w:val="single" w:color="D9D9D9" w:sz="4"/>
+              <w:left w:val="single" w:color="D9D9D9" w:sz="4"/>
+              <w:bottom w:val="single" w:color="D9D9D9" w:sz="4"/>
+              <w:right w:val="single" w:color="D9D9D9" w:sz="4"/>
+            </w:tcBorders>
+            <w:shd w:fill="FFFFFF" w:color="auto" w:val="clear"/>
+            <w:tcMar>
+              <w:top w:type="dxa" w:w="70"/>
+              <w:left w:type="dxa" w:w="110"/>
+              <w:bottom w:type="dxa" w:w="70"/>
+              <w:right w:type="dxa" w:w="110"/>
+            </w:tcMar>
+            <w:vAlign w:val="center"/>
+          </w:tcPr>
+          <w:p>
+            <w:pPr>
+              <w:spacing w:after="0" w:line="264"/>
+            </w:pPr>
+            <w:r>
+              <w:rPr>
+                <w:rFonts w:ascii="Consolas" w:cs="Consolas" w:eastAsia="Consolas" w:hAnsi="Consolas"/>
+                <w:b w:val="false"/>
+                <w:bCs w:val="false"/>
+                <w:color w:val="0A5D65"/>
+                <w:sz w:val="17"/>
+                <w:szCs w:val="17"/>
+              </w:rPr>
+              <w:t xml:space="preserve">pending</w:t>
+            </w:r>
+          </w:p>
+        </w:tc>
+        <w:tc>
+          <w:tcPr>
+            <w:tcW w:type="dxa" w:w="4241"/>
+            <w:tcBorders>
+              <w:top w:val="single" w:color="D9D9D9" w:sz="4"/>
+              <w:left w:val="single" w:color="D9D9D9" w:sz="4"/>
+              <w:bottom w:val="single" w:color="D9D9D9" w:sz="4"/>
+              <w:right w:val="single" w:color="D9D9D9" w:sz="4"/>
+            </w:tcBorders>
+            <w:shd w:fill="FFFFFF" w:color="auto" w:val="clear"/>
+            <w:tcMar>
+              <w:top w:type="dxa" w:w="70"/>
+              <w:left w:type="dxa" w:w="110"/>
+              <w:bottom w:type="dxa" w:w="70"/>
+              <w:right w:type="dxa" w:w="110"/>
+            </w:tcMar>
+            <w:vAlign w:val="center"/>
+          </w:tcPr>
+          <w:p>
+            <w:pPr>
+              <w:spacing w:after="0" w:line="264"/>
+            </w:pPr>
+            <w:r>
+              <w:rPr>
+                <w:rFonts w:ascii="Arial" w:cs="Arial" w:eastAsia="Arial" w:hAnsi="Arial"/>
+                <w:color w:val="212121"/>
+                <w:sz w:val="19"/>
+                <w:szCs w:val="19"/>
+              </w:rPr>
               <w:t xml:space="preserve">Previsto dallo schema, non utilizzato dal flusso corrente.</w:t>
             </w:r>
           </w:p>
@@ -8420,7 +8603,7 @@
               <w:bottom w:val="single" w:color="D9D9D9" w:sz="4"/>
               <w:right w:val="single" w:color="D9D9D9" w:sz="4"/>
             </w:tcBorders>
-            <w:shd w:fill="F0F0F0" w:color="auto" w:val="clear"/>
+            <w:shd w:fill="FFFFFF" w:color="auto" w:val="clear"/>
             <w:tcMar>
               <w:top w:type="dxa" w:w="70"/>
               <w:left w:type="dxa" w:w="110"/>
@@ -8500,7 +8683,7 @@
           <w:sz w:val="27"/>
           <w:szCs w:val="27"/>
         </w:rPr>
-        <w:t xml:space="preserve">Revoca</w:t>
+        <w:t xml:space="preserve">«Attivo» e «Connesso» non sono la stessa cosa</w:t>
       </w:r>
     </w:p>
     <w:p>
@@ -8514,7 +8697,7 @@
           <w:sz w:val="21"/>
           <w:szCs w:val="21"/>
         </w:rPr>
-        <w:t xml:space="preserve">Dalla console la revoca si esegue con </w:t>
+        <w:t xml:space="preserve">Fino al rilascio precedente un account valido era mostrato come </w:t>
       </w:r>
       <w:r>
         <w:rPr>
@@ -8525,7 +8708,7 @@
           <w:sz w:val="21"/>
           <w:szCs w:val="21"/>
         </w:rPr>
-        <w:t xml:space="preserve">Elimina</w:t>
+        <w:t xml:space="preserve">Connesso</w:t>
       </w:r>
       <w:r>
         <w:rPr>
@@ -8534,8 +8717,18 @@
           <w:sz w:val="21"/>
           <w:szCs w:val="21"/>
         </w:rPr>
-        <w:t xml:space="preserve">: la riga viene rimossa dalla banca dati e al controller della </w:t>
-      </w:r>
+        <w:t xml:space="preserve"> anche se nessuno lo stava usando, e il contatore «Connessi Ora» li contava tutti. Ora la sincronizzazione legge anche la tabella dei client del controller, e la console distingue due cose diverse.</w:t>
+      </w:r>
+    </w:p>
+    <w:p>
+      <w:pPr>
+        <w:pStyle w:val="ListParagraph"/>
+        <w:numPr>
+          <w:ilvl w:val="0"/>
+          <w:numId w:val="2"/>
+        </w:numPr>
+        <w:spacing w:after="70" w:line="280"/>
+      </w:pPr>
       <w:r>
         <w:rPr>
           <w:rFonts w:ascii="Arial" w:cs="Arial" w:eastAsia="Arial" w:hAnsi="Arial"/>
@@ -8545,7 +8738,7 @@
           <w:sz w:val="21"/>
           <w:szCs w:val="21"/>
         </w:rPr>
-        <w:t xml:space="preserve">sua</w:t>
+        <w:t xml:space="preserve">Connesso</w:t>
       </w:r>
       <w:r>
         <w:rPr>
@@ -8554,29 +8747,198 @@
           <w:sz w:val="21"/>
           <w:szCs w:val="21"/>
         </w:rPr>
-        <w:t xml:space="preserve"> sede viene inviato </w:t>
-      </w:r>
-      <w:r>
-        <w:rPr>
-          <w:rFonts w:ascii="Consolas" w:cs="Consolas" w:eastAsia="Consolas" w:hAnsi="Consolas"/>
-          <w:b w:val="false"/>
-          <w:bCs w:val="false"/>
-          <w:color w:val="0A5D65"/>
-          <w:sz w:val="19"/>
-          <w:szCs w:val="19"/>
-        </w:rPr>
-        <w:t xml:space="preserve">no user-name &lt;username&gt;</w:t>
-      </w:r>
-      <w:r>
-        <w:rPr>
-          <w:rFonts w:ascii="Arial" w:cs="Arial" w:eastAsia="Arial" w:hAnsi="Arial"/>
+        <w:t xml:space="preserve"> — il controller vede un dispositivo associato con quell’username.</w:t>
+      </w:r>
+    </w:p>
+    <w:p>
+      <w:pPr>
+        <w:pStyle w:val="ListParagraph"/>
+        <w:numPr>
+          <w:ilvl w:val="0"/>
+          <w:numId w:val="2"/>
+        </w:numPr>
+        <w:spacing w:after="70" w:line="280"/>
+      </w:pPr>
+      <w:r>
+        <w:rPr>
+          <w:rFonts w:ascii="Arial" w:cs="Arial" w:eastAsia="Arial" w:hAnsi="Arial"/>
+          <w:b/>
+          <w:bCs/>
           <w:color w:val="212121"/>
           <w:sz w:val="21"/>
           <w:szCs w:val="21"/>
         </w:rPr>
-        <w:t xml:space="preserve">. Il comando non è mai inviato a un controller diverso: mandarlo altrove cancellerebbe un account reale in un’altra sede.</w:t>
+        <w:t xml:space="preserve">Attivo</w:t>
+      </w:r>
+      <w:r>
+        <w:rPr>
+          <w:rFonts w:ascii="Arial" w:cs="Arial" w:eastAsia="Arial" w:hAnsi="Arial"/>
+          <w:color w:val="212121"/>
+          <w:sz w:val="21"/>
+          <w:szCs w:val="21"/>
+        </w:rPr>
+        <w:t xml:space="preserve"> — l’account è valido, ma nessun dispositivo risulta collegato.</w:t>
       </w:r>
     </w:p>
+    <w:p>
+      <w:pPr>
+        <w:pStyle w:val="ListParagraph"/>
+        <w:numPr>
+          <w:ilvl w:val="0"/>
+          <w:numId w:val="2"/>
+        </w:numPr>
+        <w:spacing w:after="70" w:line="280"/>
+      </w:pPr>
+      <w:r>
+        <w:rPr>
+          <w:rFonts w:ascii="Arial" w:cs="Arial" w:eastAsia="Arial" w:hAnsi="Arial"/>
+          <w:color w:val="212121"/>
+          <w:sz w:val="21"/>
+          <w:szCs w:val="21"/>
+        </w:rPr>
+        <w:t xml:space="preserve">In console i contatori diventano due: </w:t>
+      </w:r>
+      <w:r>
+        <w:rPr>
+          <w:rFonts w:ascii="Arial" w:cs="Arial" w:eastAsia="Arial" w:hAnsi="Arial"/>
+          <w:b/>
+          <w:bCs/>
+          <w:color w:val="212121"/>
+          <w:sz w:val="21"/>
+          <w:szCs w:val="21"/>
+        </w:rPr>
+        <w:t xml:space="preserve">Attivi</w:t>
+      </w:r>
+      <w:r>
+        <w:rPr>
+          <w:rFonts w:ascii="Arial" w:cs="Arial" w:eastAsia="Arial" w:hAnsi="Arial"/>
+          <w:color w:val="212121"/>
+          <w:sz w:val="21"/>
+          <w:szCs w:val="21"/>
+        </w:rPr>
+        <w:t xml:space="preserve"> conta gli account validi, </w:t>
+      </w:r>
+      <w:r>
+        <w:rPr>
+          <w:rFonts w:ascii="Arial" w:cs="Arial" w:eastAsia="Arial" w:hAnsi="Arial"/>
+          <w:b/>
+          <w:bCs/>
+          <w:color w:val="212121"/>
+          <w:sz w:val="21"/>
+          <w:szCs w:val="21"/>
+        </w:rPr>
+        <w:t xml:space="preserve">Connessi Ora</w:t>
+      </w:r>
+      <w:r>
+        <w:rPr>
+          <w:rFonts w:ascii="Arial" w:cs="Arial" w:eastAsia="Arial" w:hAnsi="Arial"/>
+          <w:color w:val="212121"/>
+          <w:sz w:val="21"/>
+          <w:szCs w:val="21"/>
+        </w:rPr>
+        <w:t xml:space="preserve"> conta i dispositivi.</w:t>
+      </w:r>
+    </w:p>
+    <w:tbl>
+      <w:tblPr>
+        <w:tblW w:type="dxa" w:w="9638"/>
+        <w:tblBorders>
+          <w:top w:val="none"/>
+          <w:left w:val="single" w:color="04C1C8" w:sz="18"/>
+          <w:bottom w:val="none"/>
+          <w:right w:val="none"/>
+          <w:insideH w:val="none"/>
+          <w:insideV w:val="none"/>
+        </w:tblBorders>
+      </w:tblPr>
+      <w:tblGrid>
+        <w:gridCol w:w="9638"/>
+      </w:tblGrid>
+      <w:tr>
+        <w:tc>
+          <w:tcPr>
+            <w:tcW w:type="dxa" w:w="9638"/>
+            <w:shd w:fill="EEFDFC" w:color="auto" w:val="clear"/>
+            <w:tcMar>
+              <w:top w:type="dxa" w:w="120"/>
+              <w:left w:type="dxa" w:w="180"/>
+              <w:bottom w:type="dxa" w:w="120"/>
+              <w:right w:type="dxa" w:w="180"/>
+            </w:tcMar>
+          </w:tcPr>
+          <w:p>
+            <w:pPr>
+              <w:spacing w:after="60"/>
+            </w:pPr>
+            <w:r>
+              <w:rPr>
+                <w:rFonts w:ascii="Arial" w:cs="Arial" w:eastAsia="Arial" w:hAnsi="Arial"/>
+                <w:b/>
+                <w:bCs/>
+                <w:color w:val="0A5D65"/>
+                <w:sz w:val="20"/>
+                <w:szCs w:val="20"/>
+              </w:rPr>
+              <w:t xml:space="preserve">Non sapere non è sapere che non c’è nessuno</w:t>
+            </w:r>
+          </w:p>
+          <w:p>
+            <w:pPr>
+              <w:spacing w:after="0" w:line="276"/>
+            </w:pPr>
+            <w:r>
+              <w:rPr>
+                <w:rFonts w:ascii="Arial" w:cs="Arial" w:eastAsia="Arial" w:hAnsi="Arial"/>
+                <w:color w:val="212121"/>
+                <w:sz w:val="20"/>
+                <w:szCs w:val="20"/>
+              </w:rPr>
+              <w:t xml:space="preserve">Se il controller </w:t>
+            </w:r>
+            <w:r>
+              <w:rPr>
+                <w:rFonts w:ascii="Arial" w:cs="Arial" w:eastAsia="Arial" w:hAnsi="Arial"/>
+                <w:b/>
+                <w:bCs/>
+                <w:color w:val="212121"/>
+                <w:sz w:val="20"/>
+                <w:szCs w:val="20"/>
+              </w:rPr>
+              <w:t xml:space="preserve">non espone</w:t>
+            </w:r>
+            <w:r>
+              <w:rPr>
+                <w:rFonts w:ascii="Arial" w:cs="Arial" w:eastAsia="Arial" w:hAnsi="Arial"/>
+                <w:color w:val="212121"/>
+                <w:sz w:val="20"/>
+                <w:szCs w:val="20"/>
+              </w:rPr>
+              <w:t xml:space="preserve"> la tabella dei client — una versione che non conosce il comando, o che lo rifiuta — lo stato resta «Attivo» con una spiegazione al passaggio del mouse, e il contatore mostra «—», non «0». La sonda è facoltativa: il suo fallimento non compromette importazione e disattivazione, ed è registrato </w:t>
+            </w:r>
+            <w:r>
+              <w:rPr>
+                <w:rFonts w:ascii="Arial" w:cs="Arial" w:eastAsia="Arial" w:hAnsi="Arial"/>
+                <w:b/>
+                <w:bCs/>
+                <w:color w:val="212121"/>
+                <w:sz w:val="20"/>
+                <w:szCs w:val="20"/>
+              </w:rPr>
+              <w:t xml:space="preserve">una sola volta per sede</w:t>
+            </w:r>
+            <w:r>
+              <w:rPr>
+                <w:rFonts w:ascii="Arial" w:cs="Arial" w:eastAsia="Arial" w:hAnsi="Arial"/>
+                <w:color w:val="212121"/>
+                <w:sz w:val="20"/>
+                <w:szCs w:val="20"/>
+              </w:rPr>
+              <w:t xml:space="preserve">.</w:t>
+            </w:r>
+          </w:p>
+        </w:tc>
+      </w:tr>
+    </w:tbl>
     <w:p>
       <w:pPr>
         <w:spacing w:after="140" w:line="288"/>
@@ -8588,38 +8950,18 @@
           <w:sz w:val="21"/>
           <w:szCs w:val="21"/>
         </w:rPr>
-        <w:t xml:space="preserve">Lo stato </w:t>
-      </w:r>
-      <w:r>
-        <w:rPr>
-          <w:rFonts w:ascii="Consolas" w:cs="Consolas" w:eastAsia="Consolas" w:hAnsi="Consolas"/>
-          <w:b w:val="false"/>
-          <w:bCs w:val="false"/>
-          <w:color w:val="0A5D65"/>
-          <w:sz w:val="19"/>
-          <w:szCs w:val="19"/>
-        </w:rPr>
-        <w:t xml:space="preserve">deactivated</w:t>
-      </w:r>
-      <w:r>
-        <w:rPr>
-          <w:rFonts w:ascii="Arial" w:cs="Arial" w:eastAsia="Arial" w:hAnsi="Arial"/>
+        <w:t xml:space="preserve">La lettura vive </w:t>
+      </w:r>
+      <w:r>
+        <w:rPr>
+          <w:rFonts w:ascii="Arial" w:cs="Arial" w:eastAsia="Arial" w:hAnsi="Arial"/>
+          <w:b/>
+          <w:bCs/>
           <w:color w:val="212121"/>
           <w:sz w:val="21"/>
           <w:szCs w:val="21"/>
         </w:rPr>
-        <w:t xml:space="preserve"> — che conserva la riga ma toglie l’accesso — non ha oggi un comando dedicato nella tabella: vi si arriva dalla sincronizzazione, quando l’utente sparisce dal controller, oppure da una chiamata diretta a </w:t>
-      </w:r>
-      <w:r>
-        <w:rPr>
-          <w:rFonts w:ascii="Consolas" w:cs="Consolas" w:eastAsia="Consolas" w:hAnsi="Consolas"/>
-          <w:b w:val="false"/>
-          <w:bCs w:val="false"/>
-          <w:color w:val="0A5D65"/>
-          <w:sz w:val="19"/>
-          <w:szCs w:val="19"/>
-        </w:rPr>
-        <w:t xml:space="preserve">PUT /api/guests/:id</w:t>
+        <w:t xml:space="preserve">in memoria</w:t>
       </w:r>
       <w:r>
         <w:rPr>
@@ -8628,27 +8970,7 @@
           <w:sz w:val="21"/>
           <w:szCs w:val="21"/>
         </w:rPr>
-        <w:t xml:space="preserve">. L’API lo supporta pienamente; </w:t>
-      </w:r>
-      <w:r>
-        <w:rPr>
-          <w:rFonts w:ascii="Arial" w:cs="Arial" w:eastAsia="Arial" w:hAnsi="Arial"/>
-          <w:b/>
-          <w:bCs/>
-          <w:color w:val="212121"/>
-          <w:sz w:val="21"/>
-          <w:szCs w:val="21"/>
-        </w:rPr>
-        <w:t xml:space="preserve">è l’interfaccia a non esporlo</w:t>
-      </w:r>
-      <w:r>
-        <w:rPr>
-          <w:rFonts w:ascii="Arial" w:cs="Arial" w:eastAsia="Arial" w:hAnsi="Arial"/>
-          <w:color w:val="212121"/>
-          <w:sz w:val="21"/>
-          <w:szCs w:val="21"/>
-        </w:rPr>
-        <w:t xml:space="preserve">.</w:t>
+        <w:t xml:space="preserve"> e scade dopo 90 secondi, tre cicli di sincronizzazione. Non è mai salvata: è una copia di stato vivo del controller, e salvarla le darebbe solo un modo di diventare obsoleta.</w:t>
       </w:r>
     </w:p>
     <w:p>
@@ -8678,7 +9000,7 @@
           <w:sz w:val="27"/>
           <w:szCs w:val="27"/>
         </w:rPr>
-        <w:t xml:space="preserve">Riattivazione</w:t>
+        <w:t xml:space="preserve">Revoca</w:t>
       </w:r>
     </w:p>
     <w:p>
@@ -8692,7 +9014,7 @@
           <w:sz w:val="21"/>
           <w:szCs w:val="21"/>
         </w:rPr>
-        <w:t xml:space="preserve">Riportare un ospite a «attivo» aggiorna lo stato e fa ripartire il conteggio, ma </w:t>
+        <w:t xml:space="preserve">Dalla console la revoca si esegue con </w:t>
       </w:r>
       <w:r>
         <w:rPr>
@@ -8703,7 +9025,7 @@
           <w:sz w:val="21"/>
           <w:szCs w:val="21"/>
         </w:rPr>
-        <w:t xml:space="preserve">non</w:t>
+        <w:t xml:space="preserve">Elimina</w:t>
       </w:r>
       <w:r>
         <w:rPr>
@@ -8712,7 +9034,121 @@
           <w:sz w:val="21"/>
           <w:szCs w:val="21"/>
         </w:rPr>
-        <w:t xml:space="preserve"> ripristina la credenziale sul controller: la password non è mai stata conservata. L’operazione va completata con «Reinvia credenziali», e lo storico registra esplicitamente questa condizione.</w:t>
+        <w:t xml:space="preserve">: la riga viene rimossa dalla banca dati e al controller della </w:t>
+      </w:r>
+      <w:r>
+        <w:rPr>
+          <w:rFonts w:ascii="Arial" w:cs="Arial" w:eastAsia="Arial" w:hAnsi="Arial"/>
+          <w:b/>
+          <w:bCs/>
+          <w:color w:val="212121"/>
+          <w:sz w:val="21"/>
+          <w:szCs w:val="21"/>
+        </w:rPr>
+        <w:t xml:space="preserve">sua</w:t>
+      </w:r>
+      <w:r>
+        <w:rPr>
+          <w:rFonts w:ascii="Arial" w:cs="Arial" w:eastAsia="Arial" w:hAnsi="Arial"/>
+          <w:color w:val="212121"/>
+          <w:sz w:val="21"/>
+          <w:szCs w:val="21"/>
+        </w:rPr>
+        <w:t xml:space="preserve"> sede viene inviato </w:t>
+      </w:r>
+      <w:r>
+        <w:rPr>
+          <w:rFonts w:ascii="Consolas" w:cs="Consolas" w:eastAsia="Consolas" w:hAnsi="Consolas"/>
+          <w:b w:val="false"/>
+          <w:bCs w:val="false"/>
+          <w:color w:val="0A5D65"/>
+          <w:sz w:val="19"/>
+          <w:szCs w:val="19"/>
+        </w:rPr>
+        <w:t xml:space="preserve">no user-name &lt;username&gt;</w:t>
+      </w:r>
+      <w:r>
+        <w:rPr>
+          <w:rFonts w:ascii="Arial" w:cs="Arial" w:eastAsia="Arial" w:hAnsi="Arial"/>
+          <w:color w:val="212121"/>
+          <w:sz w:val="21"/>
+          <w:szCs w:val="21"/>
+        </w:rPr>
+        <w:t xml:space="preserve">. Il comando non è mai inviato a un controller diverso: mandarlo altrove cancellerebbe un account reale in un’altra sede.</w:t>
+      </w:r>
+    </w:p>
+    <w:p>
+      <w:pPr>
+        <w:spacing w:after="140" w:line="288"/>
+      </w:pPr>
+      <w:r>
+        <w:rPr>
+          <w:rFonts w:ascii="Arial" w:cs="Arial" w:eastAsia="Arial" w:hAnsi="Arial"/>
+          <w:color w:val="212121"/>
+          <w:sz w:val="21"/>
+          <w:szCs w:val="21"/>
+        </w:rPr>
+        <w:t xml:space="preserve">Lo stato </w:t>
+      </w:r>
+      <w:r>
+        <w:rPr>
+          <w:rFonts w:ascii="Consolas" w:cs="Consolas" w:eastAsia="Consolas" w:hAnsi="Consolas"/>
+          <w:b w:val="false"/>
+          <w:bCs w:val="false"/>
+          <w:color w:val="0A5D65"/>
+          <w:sz w:val="19"/>
+          <w:szCs w:val="19"/>
+        </w:rPr>
+        <w:t xml:space="preserve">deactivated</w:t>
+      </w:r>
+      <w:r>
+        <w:rPr>
+          <w:rFonts w:ascii="Arial" w:cs="Arial" w:eastAsia="Arial" w:hAnsi="Arial"/>
+          <w:color w:val="212121"/>
+          <w:sz w:val="21"/>
+          <w:szCs w:val="21"/>
+        </w:rPr>
+        <w:t xml:space="preserve"> — che conserva la riga ma toglie l’accesso — non ha oggi un comando dedicato nella tabella: vi si arriva dalla sincronizzazione, quando l’utente sparisce dal controller, oppure da una chiamata diretta a </w:t>
+      </w:r>
+      <w:r>
+        <w:rPr>
+          <w:rFonts w:ascii="Consolas" w:cs="Consolas" w:eastAsia="Consolas" w:hAnsi="Consolas"/>
+          <w:b w:val="false"/>
+          <w:bCs w:val="false"/>
+          <w:color w:val="0A5D65"/>
+          <w:sz w:val="19"/>
+          <w:szCs w:val="19"/>
+        </w:rPr>
+        <w:t xml:space="preserve">PUT /api/guests/:id</w:t>
+      </w:r>
+      <w:r>
+        <w:rPr>
+          <w:rFonts w:ascii="Arial" w:cs="Arial" w:eastAsia="Arial" w:hAnsi="Arial"/>
+          <w:color w:val="212121"/>
+          <w:sz w:val="21"/>
+          <w:szCs w:val="21"/>
+        </w:rPr>
+        <w:t xml:space="preserve">. L’API lo supporta pienamente; </w:t>
+      </w:r>
+      <w:r>
+        <w:rPr>
+          <w:rFonts w:ascii="Arial" w:cs="Arial" w:eastAsia="Arial" w:hAnsi="Arial"/>
+          <w:b/>
+          <w:bCs/>
+          <w:color w:val="212121"/>
+          <w:sz w:val="21"/>
+          <w:szCs w:val="21"/>
+        </w:rPr>
+        <w:t xml:space="preserve">è l’interfaccia a non esporlo</w:t>
+      </w:r>
+      <w:r>
+        <w:rPr>
+          <w:rFonts w:ascii="Arial" w:cs="Arial" w:eastAsia="Arial" w:hAnsi="Arial"/>
+          <w:color w:val="212121"/>
+          <w:sz w:val="21"/>
+          <w:szCs w:val="21"/>
+        </w:rPr>
+        <w:t xml:space="preserve">.</w:t>
       </w:r>
     </w:p>
     <w:p>
@@ -8731,6 +9167,70 @@
           <w:szCs w:val="27"/>
         </w:rPr>
         <w:t xml:space="preserve">6.3  </w:t>
+      </w:r>
+      <w:r>
+        <w:rPr>
+          <w:rFonts w:ascii="Arial" w:cs="Arial" w:eastAsia="Arial" w:hAnsi="Arial"/>
+          <w:b/>
+          <w:bCs/>
+          <w:caps w:val="false"/>
+          <w:color w:val="0A5D65"/>
+          <w:sz w:val="27"/>
+          <w:szCs w:val="27"/>
+        </w:rPr>
+        <w:t xml:space="preserve">Riattivazione</w:t>
+      </w:r>
+    </w:p>
+    <w:p>
+      <w:pPr>
+        <w:spacing w:after="140" w:line="288"/>
+      </w:pPr>
+      <w:r>
+        <w:rPr>
+          <w:rFonts w:ascii="Arial" w:cs="Arial" w:eastAsia="Arial" w:hAnsi="Arial"/>
+          <w:color w:val="212121"/>
+          <w:sz w:val="21"/>
+          <w:szCs w:val="21"/>
+        </w:rPr>
+        <w:t xml:space="preserve">Riportare un ospite a «attivo» aggiorna lo stato e fa ripartire il conteggio, ma </w:t>
+      </w:r>
+      <w:r>
+        <w:rPr>
+          <w:rFonts w:ascii="Arial" w:cs="Arial" w:eastAsia="Arial" w:hAnsi="Arial"/>
+          <w:b/>
+          <w:bCs/>
+          <w:color w:val="212121"/>
+          <w:sz w:val="21"/>
+          <w:szCs w:val="21"/>
+        </w:rPr>
+        <w:t xml:space="preserve">non</w:t>
+      </w:r>
+      <w:r>
+        <w:rPr>
+          <w:rFonts w:ascii="Arial" w:cs="Arial" w:eastAsia="Arial" w:hAnsi="Arial"/>
+          <w:color w:val="212121"/>
+          <w:sz w:val="21"/>
+          <w:szCs w:val="21"/>
+        </w:rPr>
+        <w:t xml:space="preserve"> ripristina la credenziale sul controller: la password non è mai stata conservata. L’operazione va completata con «Reinvia credenziali», e lo storico registra esplicitamente questa condizione.</w:t>
+      </w:r>
+    </w:p>
+    <w:p>
+      <w:pPr>
+        <w:pStyle w:val="Heading2"/>
+        <w:keepNext/>
+        <w:spacing w:after="130" w:before="340"/>
+      </w:pPr>
+      <w:r>
+        <w:rPr>
+          <w:rFonts w:ascii="Arial" w:cs="Arial" w:eastAsia="Arial" w:hAnsi="Arial"/>
+          <w:b/>
+          <w:bCs/>
+          <w:color w:val="DC3230"/>
+          <w:sz w:val="27"/>
+          <w:szCs w:val="27"/>
+        </w:rPr>
+        <w:t xml:space="preserve">6.4  </w:t>
       </w:r>
       <w:r>
         <w:rPr>
